--- a/README.docx
+++ b/README.docx
@@ -176,7 +176,22 @@
                 <w:rFonts w:ascii="微软雅黑" w:hAnsi="微软雅黑" w:eastAsia="微软雅黑"/>
                 <w:sz w:val="19"/>
               </w:rPr>
-              <w:t>双击 `results/看板.html`（单文件、断网可用、12 张可交互图表）</w:t>
+              <w:t>在线看：</w:t>
+            </w:r>
+            <w:r>
+              <w:rPr>
+                <w:rFonts w:ascii="微软雅黑" w:hAnsi="微软雅黑" w:eastAsia="微软雅黑"/>
+                <w:b/>
+                <w:sz w:val="19"/>
+              </w:rPr>
+              <w:t>https://arnoldwang-86.github.io/petkit-content-insight/</w:t>
+            </w:r>
+            <w:r>
+              <w:rPr>
+                <w:rFonts w:ascii="微软雅黑" w:hAnsi="微软雅黑" w:eastAsia="微软雅黑"/>
+                <w:sz w:val="19"/>
+              </w:rPr>
+              <w:t xml:space="preserve"> ；本地双击 `docs/index.html`</w:t>
             </w:r>
           </w:p>
         </w:tc>
@@ -837,7 +852,11 @@
         </w:rPr>
         <w:t>宠物智能硬件用户洞察/</w:t>
         <w:br/>
-        <w:t>├── results/              ★ 交付物：看板.html / 运营方案.docx / 13 个分析 CSV</w:t>
+        <w:t>├── docs/</w:t>
+        <w:br/>
+        <w:t>│   └── index.html        ★ 交互式看板（同时是 GitHub Pages 首页）</w:t>
+        <w:br/>
+        <w:t>├── results/              ★ 交付物：运营方案.docx / 13 个分析 CSV</w:t>
         <w:br/>
         <w:t>├── data/</w:t>
         <w:br/>

--- a/README.docx
+++ b/README.docx
@@ -82,7 +82,7 @@
           <w:color w:val="1F3864"/>
           <w:sz w:val="30"/>
         </w:rPr>
-        <w:t>🎯 先看这三个</w:t>
+        <w:t>🎯 先看这四个</w:t>
       </w:r>
     </w:p>
     <w:tbl>
@@ -131,6 +131,52 @@
                 <w:sz w:val="19"/>
               </w:rPr>
               <w:t>打开方式</w:t>
+            </w:r>
+          </w:p>
+        </w:tc>
+      </w:tr>
+      <w:tr>
+        <w:tc>
+          <w:tcPr>
+            <w:tcW w:type="dxa" w:w="4320"/>
+          </w:tcPr>
+          <w:p>
+            <w:pPr>
+              <w:spacing w:after="40"/>
+            </w:pPr>
+            <w:r/>
+            <w:r>
+              <w:rPr>
+                <w:rFonts w:ascii="微软雅黑" w:hAnsi="微软雅黑" w:eastAsia="微软雅黑"/>
+                <w:sz w:val="19"/>
+              </w:rPr>
+              <w:t xml:space="preserve">🤖 </w:t>
+            </w:r>
+            <w:r>
+              <w:rPr>
+                <w:rFonts w:ascii="微软雅黑" w:hAnsi="微软雅黑" w:eastAsia="微软雅黑"/>
+                <w:b/>
+                <w:sz w:val="19"/>
+              </w:rPr>
+              <w:t>运营问数 Agent</w:t>
+            </w:r>
+          </w:p>
+        </w:tc>
+        <w:tc>
+          <w:tcPr>
+            <w:tcW w:type="dxa" w:w="4320"/>
+          </w:tcPr>
+          <w:p>
+            <w:pPr>
+              <w:spacing w:after="40"/>
+            </w:pPr>
+            <w:r/>
+            <w:r>
+              <w:rPr>
+                <w:rFonts w:ascii="微软雅黑" w:hAnsi="微软雅黑" w:eastAsia="微软雅黑"/>
+                <w:sz w:val="19"/>
+              </w:rPr>
+              <w:t>双击 `agent/运营问数Agent.html`（单文件、离线可用；用中文提问，它自己查数出图）</w:t>
             </w:r>
           </w:p>
         </w:tc>
@@ -368,7 +414,7 @@
         <w:br/>
         <w:t xml:space="preserve">        ↓ 五路分析（产品线 / 品牌声量 / 用户痛点 / 内容策略 / 使用场景）</w:t>
         <w:br/>
-        <w:t xml:space="preserve">     运营方案 + 交互式看板</w:t>
+        <w:t xml:space="preserve">     运营方案 + 交互式看板 + 运营问数 Agent</w:t>
       </w:r>
     </w:p>
     <w:p>
@@ -852,6 +898,14 @@
         </w:rPr>
         <w:t>宠物智能硬件用户洞察/</w:t>
         <w:br/>
+        <w:t>├── agent/                ★ 运营问数 Agent（单文件 HTML + 评测）</w:t>
+        <w:br/>
+        <w:t>│   ├── 运营问数Agent.html  双击即用，离线可用</w:t>
+        <w:br/>
+        <w:t>│   ├── src/              页面模板 + 组装脚本</w:t>
+        <w:br/>
+        <w:t>│   └── eval/             28 条业务问题测试集 + 评测脚本（规则路径 96.4%）</w:t>
+        <w:br/>
         <w:t>├── docs/</w:t>
         <w:br/>
         <w:t>│   └── index.html        ★ 交互式看板（同时是 GitHub Pages 首页）</w:t>

--- a/README.docx
+++ b/README.docx
@@ -176,7 +176,22 @@
                 <w:rFonts w:ascii="微软雅黑" w:hAnsi="微软雅黑" w:eastAsia="微软雅黑"/>
                 <w:sz w:val="19"/>
               </w:rPr>
-              <w:t>双击 `agent/运营问数Agent.html`（单文件、离线可用；用中文提问，它自己查数出图）</w:t>
+              <w:t>双击 `agent/问数Agent_本机演示.html`（</w:t>
+            </w:r>
+            <w:r>
+              <w:rPr>
+                <w:rFonts w:ascii="微软雅黑" w:hAnsi="微软雅黑" w:eastAsia="微软雅黑"/>
+                <w:b/>
+                <w:sz w:val="19"/>
+              </w:rPr>
+              <w:t>大模型驱动，无预置答案</w:t>
+            </w:r>
+            <w:r>
+              <w:rPr>
+                <w:rFonts w:ascii="微软雅黑" w:hAnsi="微软雅黑" w:eastAsia="微软雅黑"/>
+                <w:sz w:val="19"/>
+              </w:rPr>
+              <w:t>：用中文提问 → 模型生成查询 → 本地执行 → 模型写结论 → 可导出 Excel）</w:t>
             </w:r>
           </w:p>
         </w:tc>
@@ -898,13 +913,17 @@
         </w:rPr>
         <w:t>宠物智能硬件用户洞察/</w:t>
         <w:br/>
-        <w:t>├── agent/                ★ 运营问数 Agent（单文件 HTML + 评测）</w:t>
+        <w:t>├── agent/                ★ 运营问数 Agent（大模型驱动，单文件 HTML）</w:t>
         <w:br/>
-        <w:t>│   ├── 运营问数Agent.html  双击即用，离线可用</w:t>
+        <w:t>│   ├── 问数Agent_本机演示.html  已内嵌 API Key（不提交，仅本机演示用）</w:t>
         <w:br/>
-        <w:t>│   ├── src/              页面模板 + 组装脚本</w:t>
+        <w:t>│   ├── 问数Agent.html           公开版，不含 Key</w:t>
         <w:br/>
-        <w:t>│   └── eval/             28 条业务问题测试集 + 评测脚本（规则路径 96.4%）</w:t>
+        <w:t>│   ├── src/                    页面模板 + 组装脚本</w:t>
+        <w:br/>
+        <w:t>│   ├── tools/                  SheetJS（浏览器内生成 xlsx）</w:t>
+        <w:br/>
+        <w:t>│   └── eval/                   端到端自检（真实调用大模型）</w:t>
         <w:br/>
         <w:t>├── docs/</w:t>
         <w:br/>

--- a/README.docx
+++ b/README.docx
@@ -252,7 +252,22 @@
                 <w:rFonts w:ascii="微软雅黑" w:hAnsi="微软雅黑" w:eastAsia="微软雅黑"/>
                 <w:sz w:val="19"/>
               </w:rPr>
-              <w:t xml:space="preserve"> ；本地双击 `docs/index.html`</w:t>
+              <w:t xml:space="preserve"> ；本地双击 `docs/index.html`（12 张图，</w:t>
+            </w:r>
+            <w:r>
+              <w:rPr>
+                <w:rFonts w:ascii="微软雅黑" w:hAnsi="微软雅黑" w:eastAsia="微软雅黑"/>
+                <w:b/>
+                <w:sz w:val="19"/>
+              </w:rPr>
+              <w:t>每张都带一句数据算出来的结论</w:t>
+            </w:r>
+            <w:r>
+              <w:rPr>
+                <w:rFonts w:ascii="微软雅黑" w:hAnsi="微软雅黑" w:eastAsia="微软雅黑"/>
+                <w:sz w:val="19"/>
+              </w:rPr>
+              <w:t>）</w:t>
             </w:r>
           </w:p>
         </w:tc>
